--- a/docs/output/Zain Hajahjah/سجن البرج/SRT-En/حميدي/DOCX/02_جولة المدخل_En.docx
+++ b/docs/output/Zain Hajahjah/سجن البرج/SRT-En/حميدي/DOCX/02_جولة المدخل_En.docx
@@ -4,7 +4,12 @@
   <w:body>
     <w:p>
       <w:r>
-        <w:t>They brought me here in an H1 vehicle</w:t>
+        <w:t>They brought me here in an</w:t>
+      </w:r>
+    </w:p>
+    <w:p>
+      <w:r>
+        <w:t>H1 vehicle</w:t>
       </w:r>
     </w:p>
     <w:p>
@@ -24,7 +29,12 @@
     </w:p>
     <w:p>
       <w:r>
-        <w:t>The road leading to the prison was paved with gravel, not cement</w:t>
+        <w:t>The road leading to the prison</w:t>
+      </w:r>
+    </w:p>
+    <w:p>
+      <w:r>
+        <w:t>was paved with gravel, not cement</w:t>
       </w:r>
     </w:p>
     <w:p>
@@ -34,12 +44,22 @@
     </w:p>
     <w:p>
       <w:r>
-        <w:t>Even the ones waiting for us knew me by name</w:t>
+        <w:t>Even the ones waiting for</w:t>
       </w:r>
     </w:p>
     <w:p>
       <w:r>
-        <w:t>Interviewer: Describe in detail how you were taken to the prison</w:t>
+        <w:t>us knew me by name</w:t>
+      </w:r>
+    </w:p>
+    <w:p>
+      <w:r>
+        <w:t>Interviewer: Describe in detail</w:t>
+      </w:r>
+    </w:p>
+    <w:p>
+      <w:r>
+        <w:t>how you were taken to the prison</w:t>
       </w:r>
     </w:p>
     <w:p>
@@ -49,17 +69,32 @@
     </w:p>
     <w:p>
       <w:r>
-        <w:t>The entrance was gravel, they dropped us off from the car here</w:t>
+        <w:t>The entrance was gravel, they</w:t>
       </w:r>
     </w:p>
     <w:p>
       <w:r>
-        <w:t>There was a small door within the main gate</w:t>
+        <w:t>dropped us off from the car here</w:t>
       </w:r>
     </w:p>
     <w:p>
       <w:r>
-        <w:t>He opened the small door and said, lift your feet so we could enter. We were blindfolded of course</w:t>
+        <w:t>There was a small door</w:t>
+      </w:r>
+    </w:p>
+    <w:p>
+      <w:r>
+        <w:t>within the main gate</w:t>
+      </w:r>
+    </w:p>
+    <w:p>
+      <w:r>
+        <w:t>He opened the small door and said, lift your feet</w:t>
+      </w:r>
+    </w:p>
+    <w:p>
+      <w:r>
+        <w:t>so we could enter. We were blindfolded of course</w:t>
       </w:r>
     </w:p>
     <w:p>
@@ -74,22 +109,42 @@
     </w:p>
     <w:p>
       <w:r>
-        <w:t>They ordered us to face the wall and left us like that for about an hour</w:t>
+        <w:t>They ordered us to face the wall</w:t>
       </w:r>
     </w:p>
     <w:p>
       <w:r>
-        <w:t>We stood facing this wall for about an hour</w:t>
+        <w:t>and left us like that for about an hour</w:t>
       </w:r>
     </w:p>
     <w:p>
       <w:r>
-        <w:t>Then they continued with us further inside</w:t>
+        <w:t>We stood facing this wall</w:t>
       </w:r>
     </w:p>
     <w:p>
       <w:r>
-        <w:t>They brought us in through a small door here</w:t>
+        <w:t>for about an hour</w:t>
+      </w:r>
+    </w:p>
+    <w:p>
+      <w:r>
+        <w:t>Then they continued</w:t>
+      </w:r>
+    </w:p>
+    <w:p>
+      <w:r>
+        <w:t>with us further inside</w:t>
+      </w:r>
+    </w:p>
+    <w:p>
+      <w:r>
+        <w:t>They brought us in</w:t>
+      </w:r>
+    </w:p>
+    <w:p>
+      <w:r>
+        <w:t>through a small door here</w:t>
       </w:r>
     </w:p>
     <w:p>
@@ -109,7 +164,12 @@
     </w:p>
     <w:p>
       <w:r>
-        <w:t>Again we stayed for half an hour or more</w:t>
+        <w:t>Again we stayed for half</w:t>
+      </w:r>
+    </w:p>
+    <w:p>
+      <w:r>
+        <w:t>an hour or more</w:t>
       </w:r>
     </w:p>
     <w:p>
@@ -124,17 +184,32 @@
     </w:p>
     <w:p>
       <w:r>
-        <w:t>They stopped us in the middle of the room then made us spin around to disorient us</w:t>
+        <w:t>They stopped us in the middle of the room then</w:t>
       </w:r>
     </w:p>
     <w:p>
       <w:r>
-        <w:t>Then they stood us facing the wall</w:t>
+        <w:t>made us spin around to disorient us</w:t>
       </w:r>
     </w:p>
     <w:p>
       <w:r>
-        <w:t>Of course no one knew which direction they faced</w:t>
+        <w:t>Then they stood us</w:t>
+      </w:r>
+    </w:p>
+    <w:p>
+      <w:r>
+        <w:t>facing the wall</w:t>
+      </w:r>
+    </w:p>
+    <w:p>
+      <w:r>
+        <w:t>Of course no one knew</w:t>
+      </w:r>
+    </w:p>
+    <w:p>
+      <w:r>
+        <w:t>which direction they faced</w:t>
       </w:r>
     </w:p>
     <w:p>
@@ -149,22 +224,42 @@
     </w:p>
     <w:p>
       <w:r>
-        <w:t>After that they started taking us one by one</w:t>
+        <w:t>After that they started</w:t>
       </w:r>
     </w:p>
     <w:p>
       <w:r>
-        <w:t>To the interrogation room to take our full information</w:t>
+        <w:t>taking us one by one</w:t>
       </w:r>
     </w:p>
     <w:p>
       <w:r>
-        <w:t>To get the name and create a file, all of it was done using a laptop</w:t>
+        <w:t>To the interrogation room to</w:t>
       </w:r>
     </w:p>
     <w:p>
       <w:r>
-        <w:t>After that I was transferred to a solitary cell</w:t>
+        <w:t>take our full information</w:t>
+      </w:r>
+    </w:p>
+    <w:p>
+      <w:r>
+        <w:t>To get the name and create a file,</w:t>
+      </w:r>
+    </w:p>
+    <w:p>
+      <w:r>
+        <w:t>all of it was done using a laptop</w:t>
+      </w:r>
+    </w:p>
+    <w:p>
+      <w:r>
+        <w:t>After that I was transferred</w:t>
+      </w:r>
+    </w:p>
+    <w:p>
+      <w:r>
+        <w:t>to a solitary cell</w:t>
       </w:r>
     </w:p>
     <w:sectPr>
@@ -541,7 +636,7 @@
     <w:qFormat/>
     <w:rsid w:val="00FC693F"/>
     <w:rPr>
-      <w:rFonts w:ascii="Calibri" w:hAnsi="Calibri"/>
+      <w:rFonts w:ascii="Arial" w:hAnsi="Arial"/>
       <w:sz w:val="22"/>
     </w:rPr>
   </w:style>

--- a/docs/output/Zain Hajahjah/سجن البرج/SRT-En/حميدي/DOCX/02_جولة المدخل_En.docx
+++ b/docs/output/Zain Hajahjah/سجن البرج/SRT-En/حميدي/DOCX/02_جولة المدخل_En.docx
@@ -2,6 +2,16 @@
 <file path=word/document.xml><?xml version="1.0" encoding="utf-8"?>
 <w:document xmlns:wpc="http://schemas.microsoft.com/office/word/2010/wordprocessingCanvas" xmlns:mo="http://schemas.microsoft.com/office/mac/office/2008/main" xmlns:mc="http://schemas.openxmlformats.org/markup-compatibility/2006" xmlns:mv="urn:schemas-microsoft-com:mac:vml" xmlns:o="urn:schemas-microsoft-com:office:office" xmlns:r="http://schemas.openxmlformats.org/officeDocument/2006/relationships" xmlns:m="http://schemas.openxmlformats.org/officeDocument/2006/math" xmlns:v="urn:schemas-microsoft-com:vml" xmlns:wp14="http://schemas.microsoft.com/office/word/2010/wordprocessingDrawing" xmlns:wp="http://schemas.openxmlformats.org/drawingml/2006/wordprocessingDrawing" xmlns:w10="urn:schemas-microsoft-com:office:word" xmlns:w="http://schemas.openxmlformats.org/wordprocessingml/2006/main" xmlns:w14="http://schemas.microsoft.com/office/word/2010/wordml" xmlns:wpg="http://schemas.microsoft.com/office/word/2010/wordprocessingGroup" xmlns:wpi="http://schemas.microsoft.com/office/word/2010/wordprocessingInk" xmlns:wne="http://schemas.microsoft.com/office/word/2006/wordml" xmlns:wps="http://schemas.microsoft.com/office/word/2010/wordprocessingShape" mc:Ignorable="w14 wp14">
   <w:body>
+    <w:p>
+      <w:r>
+        <w:t>1</w:t>
+      </w:r>
+    </w:p>
+    <w:p>
+      <w:r>
+        <w:t>00:00:00,708 --&gt; 00:00:01,708</w:t>
+      </w:r>
+    </w:p>
     <w:p>
       <w:r>
         <w:t>They brought me here in an</w:t>
@@ -12,9 +22,31 @@
         <w:t>H1 vehicle</w:t>
       </w:r>
     </w:p>
+    <w:p/>
+    <w:p>
+      <w:r>
+        <w:t>2</w:t>
+      </w:r>
+    </w:p>
+    <w:p>
+      <w:r>
+        <w:t>00:00:03,041 --&gt; 00:00:03,791</w:t>
+      </w:r>
+    </w:p>
     <w:p>
       <w:r>
         <w:t>A closed one</w:t>
+      </w:r>
+    </w:p>
+    <w:p/>
+    <w:p>
+      <w:r>
+        <w:t>3</w:t>
+      </w:r>
+    </w:p>
+    <w:p>
+      <w:r>
+        <w:t>00:00:04,875 --&gt; 00:00:06,375</w:t>
       </w:r>
     </w:p>
     <w:p>
@@ -22,9 +54,31 @@
         <w:t>Blindfolded the entire way</w:t>
       </w:r>
     </w:p>
+    <w:p/>
+    <w:p>
+      <w:r>
+        <w:t>4</w:t>
+      </w:r>
+    </w:p>
+    <w:p>
+      <w:r>
+        <w:t>00:00:08,750 --&gt; 00:00:10,583</w:t>
+      </w:r>
+    </w:p>
     <w:p>
       <w:r>
         <w:t>They dropped us off at Bourj [Tower] Prison</w:t>
+      </w:r>
+    </w:p>
+    <w:p/>
+    <w:p>
+      <w:r>
+        <w:t>5</w:t>
+      </w:r>
+    </w:p>
+    <w:p>
+      <w:r>
+        <w:t>00:00:11,291 --&gt; 00:00:15,250</w:t>
       </w:r>
     </w:p>
     <w:p>
@@ -37,9 +91,31 @@
         <w:t>was paved with gravel, not cement</w:t>
       </w:r>
     </w:p>
+    <w:p/>
+    <w:p>
+      <w:r>
+        <w:t>6</w:t>
+      </w:r>
+    </w:p>
+    <w:p>
+      <w:r>
+        <w:t>00:00:16,000 --&gt; 00:00:16,833</w:t>
+      </w:r>
+    </w:p>
     <w:p>
       <w:r>
         <w:t>They brought us down</w:t>
+      </w:r>
+    </w:p>
+    <w:p/>
+    <w:p>
+      <w:r>
+        <w:t>7</w:t>
+      </w:r>
+    </w:p>
+    <w:p>
+      <w:r>
+        <w:t>00:00:17,291 --&gt; 00:00:21,208</w:t>
       </w:r>
     </w:p>
     <w:p>
@@ -52,6 +128,17 @@
         <w:t>us knew me by name</w:t>
       </w:r>
     </w:p>
+    <w:p/>
+    <w:p>
+      <w:r>
+        <w:t>8</w:t>
+      </w:r>
+    </w:p>
+    <w:p>
+      <w:r>
+        <w:t>00:00:21,583 --&gt; 00:00:25,000</w:t>
+      </w:r>
+    </w:p>
     <w:p>
       <w:r>
         <w:t>Interviewer: Describe in detail</w:t>
@@ -62,9 +149,31 @@
         <w:t>how you were taken to the prison</w:t>
       </w:r>
     </w:p>
+    <w:p/>
+    <w:p>
+      <w:r>
+        <w:t>9</w:t>
+      </w:r>
+    </w:p>
+    <w:p>
+      <w:r>
+        <w:t>00:00:25,041 --&gt; 00:00:25,708</w:t>
+      </w:r>
+    </w:p>
     <w:p>
       <w:r>
         <w:t>We entered</w:t>
+      </w:r>
+    </w:p>
+    <w:p/>
+    <w:p>
+      <w:r>
+        <w:t>10</w:t>
+      </w:r>
+    </w:p>
+    <w:p>
+      <w:r>
+        <w:t>00:00:26,041 --&gt; 00:00:28,541</w:t>
       </w:r>
     </w:p>
     <w:p>
@@ -77,6 +186,17 @@
         <w:t>dropped us off from the car here</w:t>
       </w:r>
     </w:p>
+    <w:p/>
+    <w:p>
+      <w:r>
+        <w:t>11</w:t>
+      </w:r>
+    </w:p>
+    <w:p>
+      <w:r>
+        <w:t>00:00:29,666 --&gt; 00:00:33,250</w:t>
+      </w:r>
+    </w:p>
     <w:p>
       <w:r>
         <w:t>There was a small door</w:t>
@@ -85,6 +205,17 @@
     <w:p>
       <w:r>
         <w:t>within the main gate</w:t>
+      </w:r>
+    </w:p>
+    <w:p/>
+    <w:p>
+      <w:r>
+        <w:t>12</w:t>
+      </w:r>
+    </w:p>
+    <w:p>
+      <w:r>
+        <w:t>00:00:33,708 --&gt; 00:00:37,416</w:t>
       </w:r>
     </w:p>
     <w:p>
@@ -97,14 +228,47 @@
         <w:t>so we could enter. We were blindfolded of course</w:t>
       </w:r>
     </w:p>
+    <w:p/>
+    <w:p>
+      <w:r>
+        <w:t>13</w:t>
+      </w:r>
+    </w:p>
+    <w:p>
+      <w:r>
+        <w:t>00:00:38,208 --&gt; 00:00:39,083</w:t>
+      </w:r>
+    </w:p>
     <w:p>
       <w:r>
         <w:t>We went inside</w:t>
       </w:r>
     </w:p>
+    <w:p/>
+    <w:p>
+      <w:r>
+        <w:t>14</w:t>
+      </w:r>
+    </w:p>
+    <w:p>
+      <w:r>
+        <w:t>00:00:39,416 --&gt; 00:00:42,875</w:t>
+      </w:r>
+    </w:p>
     <w:p>
       <w:r>
         <w:t>We walked about ten steps</w:t>
+      </w:r>
+    </w:p>
+    <w:p/>
+    <w:p>
+      <w:r>
+        <w:t>15</w:t>
+      </w:r>
+    </w:p>
+    <w:p>
+      <w:r>
+        <w:t>00:00:43,625 --&gt; 00:00:45,875</w:t>
       </w:r>
     </w:p>
     <w:p>
@@ -117,6 +281,17 @@
         <w:t>and left us like that for about an hour</w:t>
       </w:r>
     </w:p>
+    <w:p/>
+    <w:p>
+      <w:r>
+        <w:t>16</w:t>
+      </w:r>
+    </w:p>
+    <w:p>
+      <w:r>
+        <w:t>00:00:46,708 --&gt; 00:00:49,166</w:t>
+      </w:r>
+    </w:p>
     <w:p>
       <w:r>
         <w:t>We stood facing this wall</w:t>
@@ -125,6 +300,17 @@
     <w:p>
       <w:r>
         <w:t>for about an hour</w:t>
+      </w:r>
+    </w:p>
+    <w:p/>
+    <w:p>
+      <w:r>
+        <w:t>17</w:t>
+      </w:r>
+    </w:p>
+    <w:p>
+      <w:r>
+        <w:t>00:00:49,250 --&gt; 00:00:50,875</w:t>
       </w:r>
     </w:p>
     <w:p>
@@ -137,6 +323,17 @@
         <w:t>with us further inside</w:t>
       </w:r>
     </w:p>
+    <w:p/>
+    <w:p>
+      <w:r>
+        <w:t>18</w:t>
+      </w:r>
+    </w:p>
+    <w:p>
+      <w:r>
+        <w:t>00:00:51,750 --&gt; 00:00:53,250</w:t>
+      </w:r>
+    </w:p>
     <w:p>
       <w:r>
         <w:t>They brought us in</w:t>
@@ -147,9 +344,31 @@
         <w:t>through a small door here</w:t>
       </w:r>
     </w:p>
+    <w:p/>
+    <w:p>
+      <w:r>
+        <w:t>19</w:t>
+      </w:r>
+    </w:p>
+    <w:p>
+      <w:r>
+        <w:t>00:00:55,291 --&gt; 00:00:56,291</w:t>
+      </w:r>
+    </w:p>
     <w:p>
       <w:r>
         <w:t>A small door</w:t>
+      </w:r>
+    </w:p>
+    <w:p/>
+    <w:p>
+      <w:r>
+        <w:t>20</w:t>
+      </w:r>
+    </w:p>
+    <w:p>
+      <w:r>
+        <w:t>00:00:57,791 --&gt; 00:00:58,916</w:t>
       </w:r>
     </w:p>
     <w:p>
@@ -157,9 +376,31 @@
         <w:t>They brought us inside</w:t>
       </w:r>
     </w:p>
+    <w:p/>
+    <w:p>
+      <w:r>
+        <w:t>21</w:t>
+      </w:r>
+    </w:p>
+    <w:p>
+      <w:r>
+        <w:t>00:00:59,416 --&gt; 00:01:00,708</w:t>
+      </w:r>
+    </w:p>
     <w:p>
       <w:r>
         <w:t>Again we stood facing the wall</w:t>
+      </w:r>
+    </w:p>
+    <w:p/>
+    <w:p>
+      <w:r>
+        <w:t>22</w:t>
+      </w:r>
+    </w:p>
+    <w:p>
+      <w:r>
+        <w:t>00:01:03,750 --&gt; 00:01:06,166</w:t>
       </w:r>
     </w:p>
     <w:p>
@@ -172,14 +413,47 @@
         <w:t>an hour or more</w:t>
       </w:r>
     </w:p>
+    <w:p/>
+    <w:p>
+      <w:r>
+        <w:t>23</w:t>
+      </w:r>
+    </w:p>
+    <w:p>
+      <w:r>
+        <w:t>00:01:09,041 --&gt; 00:01:10,041</w:t>
+      </w:r>
+    </w:p>
     <w:p>
       <w:r>
         <w:t>Here, through this door</w:t>
       </w:r>
     </w:p>
+    <w:p/>
+    <w:p>
+      <w:r>
+        <w:t>24</w:t>
+      </w:r>
+    </w:p>
+    <w:p>
+      <w:r>
+        <w:t>00:01:12,833 --&gt; 00:01:13,625</w:t>
+      </w:r>
+    </w:p>
     <w:p>
       <w:r>
         <w:t>We entered here</w:t>
+      </w:r>
+    </w:p>
+    <w:p/>
+    <w:p>
+      <w:r>
+        <w:t>25</w:t>
+      </w:r>
+    </w:p>
+    <w:p>
+      <w:r>
+        <w:t>00:01:15,416 --&gt; 00:01:19,041</w:t>
       </w:r>
     </w:p>
     <w:p>
@@ -192,6 +466,17 @@
         <w:t>made us spin around to disorient us</w:t>
       </w:r>
     </w:p>
+    <w:p/>
+    <w:p>
+      <w:r>
+        <w:t>26</w:t>
+      </w:r>
+    </w:p>
+    <w:p>
+      <w:r>
+        <w:t>00:01:19,541 --&gt; 00:01:20,541</w:t>
+      </w:r>
+    </w:p>
     <w:p>
       <w:r>
         <w:t>Then they stood us</w:t>
@@ -200,6 +485,17 @@
     <w:p>
       <w:r>
         <w:t>facing the wall</w:t>
+      </w:r>
+    </w:p>
+    <w:p/>
+    <w:p>
+      <w:r>
+        <w:t>27</w:t>
+      </w:r>
+    </w:p>
+    <w:p>
+      <w:r>
+        <w:t>00:01:21,375 --&gt; 00:01:22,875</w:t>
       </w:r>
     </w:p>
     <w:p>
@@ -212,14 +508,47 @@
         <w:t>which direction they faced</w:t>
       </w:r>
     </w:p>
+    <w:p/>
+    <w:p>
+      <w:r>
+        <w:t>28</w:t>
+      </w:r>
+    </w:p>
+    <w:p>
+      <w:r>
+        <w:t>00:01:23,083 --&gt; 00:01:24,250</w:t>
+      </w:r>
+    </w:p>
     <w:p>
       <w:r>
         <w:t>We stood here at this wall</w:t>
       </w:r>
     </w:p>
+    <w:p/>
+    <w:p>
+      <w:r>
+        <w:t>29</w:t>
+      </w:r>
+    </w:p>
+    <w:p>
+      <w:r>
+        <w:t>00:01:25,375 --&gt; 00:01:26,500</w:t>
+      </w:r>
+    </w:p>
     <w:p>
       <w:r>
         <w:t>We stood here for half an hour</w:t>
+      </w:r>
+    </w:p>
+    <w:p/>
+    <w:p>
+      <w:r>
+        <w:t>30</w:t>
+      </w:r>
+    </w:p>
+    <w:p>
+      <w:r>
+        <w:t>00:01:26,583 --&gt; 00:01:28,333</w:t>
       </w:r>
     </w:p>
     <w:p>
@@ -232,6 +561,17 @@
         <w:t>taking us one by one</w:t>
       </w:r>
     </w:p>
+    <w:p/>
+    <w:p>
+      <w:r>
+        <w:t>31</w:t>
+      </w:r>
+    </w:p>
+    <w:p>
+      <w:r>
+        <w:t>00:01:28,416 --&gt; 00:01:33,083</w:t>
+      </w:r>
+    </w:p>
     <w:p>
       <w:r>
         <w:t>To the interrogation room to</w:t>
@@ -242,6 +582,17 @@
         <w:t>take our full information</w:t>
       </w:r>
     </w:p>
+    <w:p/>
+    <w:p>
+      <w:r>
+        <w:t>32</w:t>
+      </w:r>
+    </w:p>
+    <w:p>
+      <w:r>
+        <w:t>00:01:33,416 --&gt; 00:01:37,875</w:t>
+      </w:r>
+    </w:p>
     <w:p>
       <w:r>
         <w:t>To get the name and create a file,</w:t>
@@ -250,6 +601,17 @@
     <w:p>
       <w:r>
         <w:t>all of it was done using a laptop</w:t>
+      </w:r>
+    </w:p>
+    <w:p/>
+    <w:p>
+      <w:r>
+        <w:t>33</w:t>
+      </w:r>
+    </w:p>
+    <w:p>
+      <w:r>
+        <w:t>00:01:39,875 --&gt; 00:01:43,833</w:t>
       </w:r>
     </w:p>
     <w:p>
@@ -635,9 +997,12 @@
     <w:name w:val="Normal"/>
     <w:qFormat/>
     <w:rsid w:val="00FC693F"/>
+    <w:pPr>
+      <w:spacing w:before="0" w:after="0" w:line="276" w:lineRule="auto"/>
+    </w:pPr>
     <w:rPr>
-      <w:rFonts w:ascii="Arial" w:hAnsi="Arial"/>
-      <w:sz w:val="22"/>
+      <w:rFonts w:ascii="Courier New" w:hAnsi="Courier New"/>
+      <w:sz w:val="20"/>
     </w:rPr>
   </w:style>
   <w:style w:type="paragraph" w:styleId="Header">
